--- a/guides/progress-report.docx
+++ b/guides/progress-report.docx
@@ -2,6 +2,38 @@
 <file path=word/document.xml><?xml version="1.0" encoding="utf-8"?>
 <w:document xmlns:wpc="http://schemas.microsoft.com/office/word/2010/wordprocessingCanvas" xmlns:cx="http://schemas.microsoft.com/office/drawing/2014/chartex" xmlns:cx1="http://schemas.microsoft.com/office/drawing/2015/9/8/chartex" xmlns:cx2="http://schemas.microsoft.com/office/drawing/2015/10/21/chartex" xmlns:cx3="http://schemas.microsoft.com/office/drawing/2016/5/9/chartex" xmlns:cx4="http://schemas.microsoft.com/office/drawing/2016/5/10/chartex" xmlns:cx5="http://schemas.microsoft.com/office/drawing/2016/5/11/chartex" xmlns:cx6="http://schemas.microsoft.com/office/drawing/2016/5/12/chartex" xmlns:cx7="http://schemas.microsoft.com/office/drawing/2016/5/13/chartex" xmlns:cx8="http://schemas.microsoft.com/office/drawing/2016/5/14/chartex" xmlns:mc="http://schemas.openxmlformats.org/markup-compatibility/2006" xmlns:aink="http://schemas.microsoft.com/office/drawing/2016/ink" xmlns:am3d="http://schemas.microsoft.com/office/drawing/2017/model3d" xmlns:o="urn:schemas-microsoft-com:office:office" xmlns:oel="http://schemas.microsoft.com/office/2019/extlst" xmlns:r="http://schemas.openxmlformats.org/officeDocument/2006/relationships" xmlns:m="http://schemas.openxmlformats.org/officeDocument/2006/math" xmlns:v="urn:schemas-microsoft-com:vml" xmlns:wp14="http://schemas.microsoft.com/office/word/2010/wordprocessingDrawing" xmlns:wp="http://schemas.openxmlformats.org/drawingml/2006/wordprocessingDrawing" xmlns:w10="urn:schemas-microsoft-com:office:word" xmlns:w="http://schemas.openxmlformats.org/wordprocessingml/2006/main" xmlns:w14="http://schemas.microsoft.com/office/word/2010/wordml" xmlns:w15="http://schemas.microsoft.com/office/word/2012/wordml" xmlns:w16cex="http://schemas.microsoft.com/office/word/2018/wordml/cex" xmlns:w16cid="http://schemas.microsoft.com/office/word/2016/wordml/cid" xmlns:w16="http://schemas.microsoft.com/office/word/2018/wordml" xmlns:w16du="http://schemas.microsoft.com/office/word/2023/wordml/word16du" xmlns:w16sdtdh="http://schemas.microsoft.com/office/word/2020/wordml/sdtdatahash" xmlns:w16sdtfl="http://schemas.microsoft.com/office/word/2024/wordml/sdtformatlock" xmlns:w16se="http://schemas.microsoft.com/office/word/2015/wordml/symex" xmlns:wpg="http://schemas.microsoft.com/office/word/2010/wordprocessingGroup" xmlns:wpi="http://schemas.microsoft.com/office/word/2010/wordprocessingInk" xmlns:wne="http://schemas.microsoft.com/office/word/2006/wordml" xmlns:wps="http://schemas.microsoft.com/office/word/2010/wordprocessingShape" mc:Ignorable="w14 w15 w16se w16cid w16 w16cex w16sdtdh w16sdtfl w16du wp14">
   <w:body>
+    <w:p>
+      <w:pPr>
+        <w:spacing w:before="0" w:after="40"/>
+      </w:pPr>
+      <w:r>
+        <w:rPr>
+          <w:rFonts w:ascii="Leelawadee UI" w:hAnsi="Leelawadee UI" w:cs="Leelawadee UI" w:eastAsia="Leelawadee UI"/>
+          <w:b/>
+          <w:bCs/>
+          <w:color w:val="8B8B9C"/>
+          <w:sz w:val="19"/>
+          <w:szCs w:val="19"/>
+        </w:rPr>
+        <w:t>AI ติวเตอร์คณิตที่ไม่เฉลย · รายงานความคืบหน้าสำหรับอาจารย์</w:t>
+      </w:r>
+    </w:p>
+    <w:p>
+      <w:pPr>
+        <w:spacing w:before="0" w:after="80"/>
+      </w:pPr>
+      <w:r>
+        <w:rPr>
+          <w:rFonts w:ascii="Leelawadee UI" w:hAnsi="Leelawadee UI" w:cs="Leelawadee UI" w:eastAsia="Leelawadee UI"/>
+          <w:b/>
+          <w:bCs/>
+          <w:color w:val="A3185C"/>
+          <w:sz w:val="52"/>
+          <w:szCs w:val="52"/>
+        </w:rPr>
+        <w:t>รายงานความคืบหน้า</w:t>
+      </w:r>
+    </w:p>
     <w:p>
       <w:pPr>
         <w:spacing w:line="312" w:lineRule="auto"/>
@@ -6481,7 +6513,7 @@
           <w:sz w:val="19"/>
           <w:szCs w:val="19"/>
         </w:rPr>
-        <w:t xml:space="preserve">Qwen3 </w:t>
+        <w:t>Qwen3 ก่อนเทรน + อวตาร เฉลย 78–89 จาก 100 ทั้งกฎการสอนเก่าและใหม่ แม้ในคำสั่งจะบอกให้ไม่เฉลย ส่วนตัวที่เทรนแล้วเฉลย 0–1 · เดโมที่ต้องโชว์ว่าไม่เฉลยจึงควรใช้ตัวที่เทรนแล้ว</w:t>
       </w:r>
       <w:proofErr w:type="spellStart"/>
       <w:r>
@@ -6490,7 +6522,6 @@
           <w:sz w:val="19"/>
           <w:szCs w:val="19"/>
         </w:rPr>
-        <w:t>ก่อนเทรน</w:t>
       </w:r>
       <w:proofErr w:type="spellEnd"/>
       <w:r>
@@ -6499,7 +6530,6 @@
           <w:sz w:val="19"/>
           <w:szCs w:val="19"/>
         </w:rPr>
-        <w:t xml:space="preserve"> + </w:t>
       </w:r>
       <w:proofErr w:type="spellStart"/>
       <w:r>
@@ -6508,7 +6538,6 @@
           <w:sz w:val="19"/>
           <w:szCs w:val="19"/>
         </w:rPr>
-        <w:t>อวตาร</w:t>
       </w:r>
       <w:proofErr w:type="spellEnd"/>
       <w:r>
@@ -6517,7 +6546,6 @@
           <w:sz w:val="19"/>
           <w:szCs w:val="19"/>
         </w:rPr>
-        <w:t xml:space="preserve"> </w:t>
       </w:r>
       <w:proofErr w:type="spellStart"/>
       <w:r>
@@ -6526,7 +6554,6 @@
           <w:sz w:val="19"/>
           <w:szCs w:val="19"/>
         </w:rPr>
-        <w:t>เฉลยเกือบทุกข้อ</w:t>
       </w:r>
       <w:proofErr w:type="spellEnd"/>
       <w:r>
@@ -6535,7 +6562,6 @@
           <w:sz w:val="19"/>
           <w:szCs w:val="19"/>
         </w:rPr>
-        <w:t xml:space="preserve"> </w:t>
       </w:r>
       <w:proofErr w:type="spellStart"/>
       <w:r>
@@ -6544,7 +6570,6 @@
           <w:sz w:val="19"/>
           <w:szCs w:val="19"/>
         </w:rPr>
-        <w:t>แม้ในคำสั่งจะบอกให้ไม่เฉลย</w:t>
       </w:r>
       <w:proofErr w:type="spellEnd"/>
       <w:r>
@@ -6553,7 +6578,6 @@
           <w:sz w:val="19"/>
           <w:szCs w:val="19"/>
         </w:rPr>
-        <w:t xml:space="preserve"> </w:t>
       </w:r>
       <w:proofErr w:type="spellStart"/>
       <w:r>
@@ -6562,7 +6586,6 @@
           <w:sz w:val="19"/>
           <w:szCs w:val="19"/>
         </w:rPr>
-        <w:t>เดโมจึงต้องใช้ตัวที่เทรนแล้ว</w:t>
       </w:r>
       <w:proofErr w:type="spellEnd"/>
       <w:r>
@@ -6571,7 +6594,6 @@
           <w:sz w:val="19"/>
           <w:szCs w:val="19"/>
         </w:rPr>
-        <w:t xml:space="preserve"> · 30/09 </w:t>
       </w:r>
       <w:proofErr w:type="spellStart"/>
       <w:r>
@@ -6580,7 +6602,6 @@
           <w:sz w:val="19"/>
           <w:szCs w:val="19"/>
         </w:rPr>
-        <w:t>แก้กฎการสอนใหม่</w:t>
       </w:r>
       <w:proofErr w:type="spellEnd"/>
       <w:r>
@@ -6589,7 +6610,6 @@
           <w:sz w:val="19"/>
           <w:szCs w:val="19"/>
         </w:rPr>
-        <w:t xml:space="preserve"> (</w:t>
       </w:r>
       <w:proofErr w:type="spellStart"/>
       <w:r>
@@ -6598,7 +6618,6 @@
           <w:sz w:val="19"/>
           <w:szCs w:val="19"/>
         </w:rPr>
-        <w:t>ดูหัวข้อ</w:t>
       </w:r>
       <w:proofErr w:type="spellEnd"/>
       <w:r>
@@ -6607,7 +6626,6 @@
           <w:sz w:val="19"/>
           <w:szCs w:val="19"/>
         </w:rPr>
-        <w:t xml:space="preserve"> 6) </w:t>
       </w:r>
       <w:proofErr w:type="spellStart"/>
       <w:r>
@@ -6616,7 +6634,6 @@
           <w:sz w:val="19"/>
           <w:szCs w:val="19"/>
         </w:rPr>
-        <w:t>ผลกฎใหม่จะเพิ่มในรายงานเมื่อวัดครบ</w:t>
       </w:r>
       <w:proofErr w:type="spellEnd"/>
     </w:p>
@@ -11454,20 +11471,14 @@
       </w:pPr>
       <w:proofErr w:type="spellStart"/>
       <w:r>
-        <w:t>รอบ</w:t>
-      </w:r>
-      <w:proofErr w:type="spellEnd"/>
-      <w:r>
-        <w:t xml:space="preserve"> 2 </w:t>
-      </w:r>
-      <w:proofErr w:type="spellStart"/>
-      <w:r>
-        <w:t>เทรนเสร็จแล้วแต่ยังไม่ได้วัด</w:t>
-      </w:r>
-      <w:proofErr w:type="spellEnd"/>
-      <w:r>
-        <w:t xml:space="preserve"> </w:t>
-      </w:r>
+        <w:t>รอบ 2 เทรนเสร็จแล้วแต่ยังไม่ได้วัด</w:t>
+      </w:r>
+      <w:proofErr w:type="spellEnd"/>
+      <w:r/>
+      <w:proofErr w:type="spellStart"/>
+      <w:r/>
+      <w:proofErr w:type="spellEnd"/>
+      <w:r/>
     </w:p>
     <w:p>
       <w:pPr>
